--- a/Compte_Rendu_MERN_Seance4.docx
+++ b/Compte_Rendu_MERN_Seance4.docx
@@ -32,7 +32,25 @@
           <w:sz w:val="30"/>
           <w:szCs w:val="30"/>
         </w:rPr>
-        <w:t>Authentification JWT, hachage Bcrypt &amp; sécurité des routes</w:t>
+        <w:t xml:space="preserve">Authentification JWT, hachage </w:t>
+      </w:r>
+      <w:proofErr w:type="spellStart"/>
+      <w:r>
+        <w:rPr>
+          <w:color w:val="1F3A5F"/>
+          <w:sz w:val="30"/>
+          <w:szCs w:val="30"/>
+        </w:rPr>
+        <w:t>Bcrypt</w:t>
+      </w:r>
+      <w:proofErr w:type="spellEnd"/>
+      <w:r>
+        <w:rPr>
+          <w:color w:val="1F3A5F"/>
+          <w:sz w:val="30"/>
+          <w:szCs w:val="30"/>
+        </w:rPr>
+        <w:t xml:space="preserve"> &amp; sécurité des routes</w:t>
       </w:r>
     </w:p>
     <w:p>
@@ -346,8 +364,13 @@
         <w:t xml:space="preserve">: </w:t>
       </w:r>
       <w:r>
-        <w:t>Que se passe-t-il si un attaquant utilise des tables arc-en-ciel (rainbow</w:t>
-      </w:r>
+        <w:t>Que se passe-t-il si un attaquant utilise des tables arc-en-ciel (</w:t>
+      </w:r>
+      <w:proofErr w:type="spellStart"/>
+      <w:r>
+        <w:t>rainbow</w:t>
+      </w:r>
+      <w:proofErr w:type="spellEnd"/>
     </w:p>
     <w:p>
       <w:pPr>
@@ -373,7 +396,15 @@
         <w:t xml:space="preserve"> : </w:t>
       </w:r>
       <w:r>
-        <w:t>Ce sont des listes déjà calculées : un hash et son mot de passe. Le pirate cherche simplement le hash dans la liste et trouve le mot de passe de beaucoup de comptes très vite. Bcrypt arrête cette attaque : il ajoute un « sel » au hasard pour chaque mot de passe, donc la liste ne sert plus à rien. Il est aussi volontairement lent, donc tester beaucoup de mots de passe prend trop de temps.</w:t>
+        <w:t xml:space="preserve">Ce sont des listes déjà calculées : un hash et son mot de passe. Le pirate cherche simplement le hash dans la liste et trouve le mot de passe de beaucoup de comptes très vite. </w:t>
+      </w:r>
+      <w:proofErr w:type="spellStart"/>
+      <w:r>
+        <w:t>Bcrypt</w:t>
+      </w:r>
+      <w:proofErr w:type="spellEnd"/>
+      <w:r>
+        <w:t xml:space="preserve"> arrête cette attaque : il ajoute un « sel » au hasard pour chaque mot de passe, donc la liste ne sert plus à rien. Il est aussi volontairement lent, donc tester beaucoup de mots de passe prend trop de temps.</w:t>
       </w:r>
     </w:p>
     <w:p>
@@ -469,6 +500,7 @@
       <w:r>
         <w:t xml:space="preserve">Collection </w:t>
       </w:r>
+      <w:proofErr w:type="spellStart"/>
       <w:r>
         <w:rPr>
           <w:rFonts w:ascii="Courier New" w:eastAsia="Courier New" w:hAnsi="Courier New" w:cs="Courier New"/>
@@ -477,9 +509,11 @@
         </w:rPr>
         <w:t>users</w:t>
       </w:r>
+      <w:proofErr w:type="spellEnd"/>
       <w:r>
         <w:t xml:space="preserve"> : le champ </w:t>
       </w:r>
+      <w:proofErr w:type="spellStart"/>
       <w:r>
         <w:rPr>
           <w:rFonts w:ascii="Courier New" w:eastAsia="Courier New" w:hAnsi="Courier New" w:cs="Courier New"/>
@@ -488,6 +522,7 @@
         </w:rPr>
         <w:t>password</w:t>
       </w:r>
+      <w:proofErr w:type="spellEnd"/>
       <w:r>
         <w:t xml:space="preserve"> commence par </w:t>
       </w:r>
@@ -532,7 +567,47 @@
           <w:sz w:val="20"/>
           <w:szCs w:val="20"/>
         </w:rPr>
-        <w:t>Test 1 - POST /api/users/register (inscription)</w:t>
+        <w:t>Test 1 - POST /api/</w:t>
+      </w:r>
+      <w:proofErr w:type="spellStart"/>
+      <w:r>
+        <w:rPr>
+          <w:b/>
+          <w:bCs/>
+          <w:sz w:val="20"/>
+          <w:szCs w:val="20"/>
+        </w:rPr>
+        <w:t>users</w:t>
+      </w:r>
+      <w:proofErr w:type="spellEnd"/>
+      <w:r>
+        <w:rPr>
+          <w:b/>
+          <w:bCs/>
+          <w:sz w:val="20"/>
+          <w:szCs w:val="20"/>
+        </w:rPr>
+        <w:t>/</w:t>
+      </w:r>
+      <w:proofErr w:type="spellStart"/>
+      <w:r>
+        <w:rPr>
+          <w:b/>
+          <w:bCs/>
+          <w:sz w:val="20"/>
+          <w:szCs w:val="20"/>
+        </w:rPr>
+        <w:t>register</w:t>
+      </w:r>
+      <w:proofErr w:type="spellEnd"/>
+      <w:r>
+        <w:rPr>
+          <w:b/>
+          <w:bCs/>
+          <w:sz w:val="20"/>
+          <w:szCs w:val="20"/>
+        </w:rPr>
+        <w:t xml:space="preserve"> (inscription)</w:t>
       </w:r>
     </w:p>
     <w:p>
@@ -685,7 +760,27 @@
           <w:sz w:val="20"/>
           <w:szCs w:val="20"/>
         </w:rPr>
-        <w:t>Test 2 - POST /api/users/login (récupération du JWT)</w:t>
+        <w:t>Test 2 - POST /api/</w:t>
+      </w:r>
+      <w:proofErr w:type="spellStart"/>
+      <w:r>
+        <w:rPr>
+          <w:b/>
+          <w:bCs/>
+          <w:sz w:val="20"/>
+          <w:szCs w:val="20"/>
+        </w:rPr>
+        <w:t>users</w:t>
+      </w:r>
+      <w:proofErr w:type="spellEnd"/>
+      <w:r>
+        <w:rPr>
+          <w:b/>
+          <w:bCs/>
+          <w:sz w:val="20"/>
+          <w:szCs w:val="20"/>
+        </w:rPr>
+        <w:t>/login (récupération du JWT)</w:t>
       </w:r>
     </w:p>
     <w:p>
@@ -697,7 +792,7 @@
           <w:noProof/>
         </w:rPr>
         <w:drawing>
-          <wp:anchor distT="0" distB="0" distL="114300" distR="114300" simplePos="0" relativeHeight="251659264" behindDoc="1" locked="0" layoutInCell="1" allowOverlap="1" wp14:anchorId="6D638419" wp14:editId="48D69936">
+          <wp:anchor distT="0" distB="0" distL="114300" distR="114300" simplePos="0" relativeHeight="251659264" behindDoc="1" locked="0" layoutInCell="1" allowOverlap="1" wp14:anchorId="6D638419" wp14:editId="792D2CAD">
             <wp:simplePos x="0" y="0"/>
             <wp:positionH relativeFrom="margin">
               <wp:posOffset>781050</wp:posOffset>
@@ -807,8 +902,39 @@
           <w:szCs w:val="20"/>
         </w:rPr>
         <w:lastRenderedPageBreak/>
-        <w:t>Test 3 - GET /api/users/profile sans en-tête Authorization</w:t>
-      </w:r>
+        <w:t>Test 3 - GET /api/</w:t>
+      </w:r>
+      <w:proofErr w:type="spellStart"/>
+      <w:r>
+        <w:rPr>
+          <w:b/>
+          <w:bCs/>
+          <w:sz w:val="20"/>
+          <w:szCs w:val="20"/>
+        </w:rPr>
+        <w:t>users</w:t>
+      </w:r>
+      <w:proofErr w:type="spellEnd"/>
+      <w:r>
+        <w:rPr>
+          <w:b/>
+          <w:bCs/>
+          <w:sz w:val="20"/>
+          <w:szCs w:val="20"/>
+        </w:rPr>
+        <w:t xml:space="preserve">/profile sans en-tête </w:t>
+      </w:r>
+      <w:proofErr w:type="spellStart"/>
+      <w:r>
+        <w:rPr>
+          <w:b/>
+          <w:bCs/>
+          <w:sz w:val="20"/>
+          <w:szCs w:val="20"/>
+        </w:rPr>
+        <w:t>Authorization</w:t>
+      </w:r>
+      <w:proofErr w:type="spellEnd"/>
     </w:p>
     <w:p>
       <w:pPr>
@@ -826,7 +952,7 @@
           <w:noProof/>
         </w:rPr>
         <w:drawing>
-          <wp:anchor distT="0" distB="0" distL="114300" distR="114300" simplePos="0" relativeHeight="251660288" behindDoc="1" locked="0" layoutInCell="1" allowOverlap="1" wp14:anchorId="213FE116" wp14:editId="028F26F8">
+          <wp:anchor distT="0" distB="0" distL="114300" distR="114300" simplePos="0" relativeHeight="251660288" behindDoc="1" locked="0" layoutInCell="1" allowOverlap="1" wp14:anchorId="213FE116" wp14:editId="40DCFEF1">
             <wp:simplePos x="0" y="0"/>
             <wp:positionH relativeFrom="margin">
               <wp:posOffset>925830</wp:posOffset>
@@ -961,8 +1087,39 @@
           <w:sz w:val="20"/>
           <w:szCs w:val="20"/>
         </w:rPr>
-        <w:t>Test 4 - GET /api/users/profile avec en-tête Authorization</w:t>
-      </w:r>
+        <w:t>Test 4 - GET /api/</w:t>
+      </w:r>
+      <w:proofErr w:type="spellStart"/>
+      <w:r>
+        <w:rPr>
+          <w:b/>
+          <w:bCs/>
+          <w:sz w:val="20"/>
+          <w:szCs w:val="20"/>
+        </w:rPr>
+        <w:t>users</w:t>
+      </w:r>
+      <w:proofErr w:type="spellEnd"/>
+      <w:r>
+        <w:rPr>
+          <w:b/>
+          <w:bCs/>
+          <w:sz w:val="20"/>
+          <w:szCs w:val="20"/>
+        </w:rPr>
+        <w:t xml:space="preserve">/profile avec en-tête </w:t>
+      </w:r>
+      <w:proofErr w:type="spellStart"/>
+      <w:r>
+        <w:rPr>
+          <w:b/>
+          <w:bCs/>
+          <w:sz w:val="20"/>
+          <w:szCs w:val="20"/>
+        </w:rPr>
+        <w:t>Authorization</w:t>
+      </w:r>
+      <w:proofErr w:type="spellEnd"/>
     </w:p>
     <w:p>
       <w:pPr>
@@ -1109,8 +1266,19 @@
           <w:sz w:val="20"/>
           <w:szCs w:val="20"/>
         </w:rPr>
-        <w:t>Test 5 - POST /api/articles avec token</w:t>
-      </w:r>
+        <w:t xml:space="preserve">Test 5 - POST /api/articles avec </w:t>
+      </w:r>
+      <w:proofErr w:type="spellStart"/>
+      <w:r>
+        <w:rPr>
+          <w:b/>
+          <w:bCs/>
+          <w:sz w:val="20"/>
+          <w:szCs w:val="20"/>
+        </w:rPr>
+        <w:t>token</w:t>
+      </w:r>
+      <w:proofErr w:type="spellEnd"/>
     </w:p>
     <w:p>
       <w:pPr>
@@ -1250,7 +1418,27 @@
           <w:sz w:val="20"/>
           <w:szCs w:val="20"/>
         </w:rPr>
-        <w:t xml:space="preserve">Test 6 - GET /api/users avec un compte « user » </w:t>
+        <w:t>Test 6 - GET /api/</w:t>
+      </w:r>
+      <w:proofErr w:type="spellStart"/>
+      <w:r>
+        <w:rPr>
+          <w:b/>
+          <w:bCs/>
+          <w:sz w:val="20"/>
+          <w:szCs w:val="20"/>
+        </w:rPr>
+        <w:t>users</w:t>
+      </w:r>
+      <w:proofErr w:type="spellEnd"/>
+      <w:r>
+        <w:rPr>
+          <w:b/>
+          <w:bCs/>
+          <w:sz w:val="20"/>
+          <w:szCs w:val="20"/>
+        </w:rPr>
+        <w:t xml:space="preserve"> avec un compte « user » </w:t>
       </w:r>
     </w:p>
     <w:p>
@@ -1364,8 +1552,59 @@
           <w:sz w:val="20"/>
           <w:szCs w:val="20"/>
         </w:rPr>
-        <w:t>PUT /api/users/update-password avec un mauvais oldPassword</w:t>
-      </w:r>
+        <w:t>PUT /api/</w:t>
+      </w:r>
+      <w:proofErr w:type="spellStart"/>
+      <w:r>
+        <w:rPr>
+          <w:b/>
+          <w:bCs/>
+          <w:sz w:val="20"/>
+          <w:szCs w:val="20"/>
+        </w:rPr>
+        <w:t>users</w:t>
+      </w:r>
+      <w:proofErr w:type="spellEnd"/>
+      <w:r>
+        <w:rPr>
+          <w:b/>
+          <w:bCs/>
+          <w:sz w:val="20"/>
+          <w:szCs w:val="20"/>
+        </w:rPr>
+        <w:t>/update-</w:t>
+      </w:r>
+      <w:proofErr w:type="spellStart"/>
+      <w:r>
+        <w:rPr>
+          <w:b/>
+          <w:bCs/>
+          <w:sz w:val="20"/>
+          <w:szCs w:val="20"/>
+        </w:rPr>
+        <w:t>password</w:t>
+      </w:r>
+      <w:proofErr w:type="spellEnd"/>
+      <w:r>
+        <w:rPr>
+          <w:b/>
+          <w:bCs/>
+          <w:sz w:val="20"/>
+          <w:szCs w:val="20"/>
+        </w:rPr>
+        <w:t xml:space="preserve"> avec un mauvais </w:t>
+      </w:r>
+      <w:proofErr w:type="spellStart"/>
+      <w:r>
+        <w:rPr>
+          <w:b/>
+          <w:bCs/>
+          <w:sz w:val="20"/>
+          <w:szCs w:val="20"/>
+        </w:rPr>
+        <w:t>oldPassword</w:t>
+      </w:r>
+      <w:proofErr w:type="spellEnd"/>
     </w:p>
     <w:p>
       <w:pPr>
@@ -1477,8 +1716,59 @@
           <w:sz w:val="20"/>
           <w:szCs w:val="20"/>
         </w:rPr>
-        <w:t>PUT /api/users/update-password avec le bon oldPassword</w:t>
-      </w:r>
+        <w:t>PUT /api/</w:t>
+      </w:r>
+      <w:proofErr w:type="spellStart"/>
+      <w:r>
+        <w:rPr>
+          <w:b/>
+          <w:bCs/>
+          <w:sz w:val="20"/>
+          <w:szCs w:val="20"/>
+        </w:rPr>
+        <w:t>users</w:t>
+      </w:r>
+      <w:proofErr w:type="spellEnd"/>
+      <w:r>
+        <w:rPr>
+          <w:b/>
+          <w:bCs/>
+          <w:sz w:val="20"/>
+          <w:szCs w:val="20"/>
+        </w:rPr>
+        <w:t>/update-</w:t>
+      </w:r>
+      <w:proofErr w:type="spellStart"/>
+      <w:r>
+        <w:rPr>
+          <w:b/>
+          <w:bCs/>
+          <w:sz w:val="20"/>
+          <w:szCs w:val="20"/>
+        </w:rPr>
+        <w:t>password</w:t>
+      </w:r>
+      <w:proofErr w:type="spellEnd"/>
+      <w:r>
+        <w:rPr>
+          <w:b/>
+          <w:bCs/>
+          <w:sz w:val="20"/>
+          <w:szCs w:val="20"/>
+        </w:rPr>
+        <w:t xml:space="preserve"> avec le bon </w:t>
+      </w:r>
+      <w:proofErr w:type="spellStart"/>
+      <w:r>
+        <w:rPr>
+          <w:b/>
+          <w:bCs/>
+          <w:sz w:val="20"/>
+          <w:szCs w:val="20"/>
+        </w:rPr>
+        <w:t>oldPassword</w:t>
+      </w:r>
+      <w:proofErr w:type="spellEnd"/>
     </w:p>
     <w:p/>
     <w:p>
@@ -1574,7 +1864,27 @@
           <w:szCs w:val="20"/>
         </w:rPr>
         <w:lastRenderedPageBreak/>
-        <w:t>POST /api/users/login avec le NOUVEAU mot de passe</w:t>
+        <w:t>POST /api/</w:t>
+      </w:r>
+      <w:proofErr w:type="spellStart"/>
+      <w:r>
+        <w:rPr>
+          <w:b/>
+          <w:bCs/>
+          <w:sz w:val="20"/>
+          <w:szCs w:val="20"/>
+        </w:rPr>
+        <w:t>users</w:t>
+      </w:r>
+      <w:proofErr w:type="spellEnd"/>
+      <w:r>
+        <w:rPr>
+          <w:b/>
+          <w:bCs/>
+          <w:sz w:val="20"/>
+          <w:szCs w:val="20"/>
+        </w:rPr>
+        <w:t>/login avec le NOUVEAU mot de passe</w:t>
       </w:r>
     </w:p>
     <w:p>
@@ -1747,8 +2057,39 @@
           <w:sz w:val="20"/>
           <w:szCs w:val="20"/>
         </w:rPr>
-        <w:t>GET /api/articles/my-articles avec token</w:t>
-      </w:r>
+        <w:t>GET /api/articles/</w:t>
+      </w:r>
+      <w:proofErr w:type="spellStart"/>
+      <w:r>
+        <w:rPr>
+          <w:b/>
+          <w:bCs/>
+          <w:sz w:val="20"/>
+          <w:szCs w:val="20"/>
+        </w:rPr>
+        <w:t>my</w:t>
+      </w:r>
+      <w:proofErr w:type="spellEnd"/>
+      <w:r>
+        <w:rPr>
+          <w:b/>
+          <w:bCs/>
+          <w:sz w:val="20"/>
+          <w:szCs w:val="20"/>
+        </w:rPr>
+        <w:t xml:space="preserve">-articles avec </w:t>
+      </w:r>
+      <w:proofErr w:type="spellStart"/>
+      <w:r>
+        <w:rPr>
+          <w:b/>
+          <w:bCs/>
+          <w:sz w:val="20"/>
+          <w:szCs w:val="20"/>
+        </w:rPr>
+        <w:t>token</w:t>
+      </w:r>
+      <w:proofErr w:type="spellEnd"/>
     </w:p>
     <w:p>
       <w:pPr>
@@ -1868,8 +2209,59 @@
           <w:szCs w:val="20"/>
         </w:rPr>
         <w:lastRenderedPageBreak/>
-        <w:t>POST /api/users/register avec "role</w:t>
-      </w:r>
+        <w:t>POST /api/</w:t>
+      </w:r>
+      <w:proofErr w:type="spellStart"/>
+      <w:r>
+        <w:rPr>
+          <w:b/>
+          <w:bCs/>
+          <w:sz w:val="20"/>
+          <w:szCs w:val="20"/>
+        </w:rPr>
+        <w:t>users</w:t>
+      </w:r>
+      <w:proofErr w:type="spellEnd"/>
+      <w:r>
+        <w:rPr>
+          <w:b/>
+          <w:bCs/>
+          <w:sz w:val="20"/>
+          <w:szCs w:val="20"/>
+        </w:rPr>
+        <w:t>/</w:t>
+      </w:r>
+      <w:proofErr w:type="spellStart"/>
+      <w:r>
+        <w:rPr>
+          <w:b/>
+          <w:bCs/>
+          <w:sz w:val="20"/>
+          <w:szCs w:val="20"/>
+        </w:rPr>
+        <w:t>register</w:t>
+      </w:r>
+      <w:proofErr w:type="spellEnd"/>
+      <w:r>
+        <w:rPr>
+          <w:b/>
+          <w:bCs/>
+          <w:sz w:val="20"/>
+          <w:szCs w:val="20"/>
+        </w:rPr>
+        <w:t xml:space="preserve"> avec "</w:t>
+      </w:r>
+      <w:proofErr w:type="spellStart"/>
+      <w:r>
+        <w:rPr>
+          <w:b/>
+          <w:bCs/>
+          <w:sz w:val="20"/>
+          <w:szCs w:val="20"/>
+        </w:rPr>
+        <w:t>role</w:t>
+      </w:r>
+      <w:proofErr w:type="spellEnd"/>
       <w:proofErr w:type="gramStart"/>
       <w:r>
         <w:rPr>
@@ -1969,8 +2361,19 @@
           <w:sz w:val="20"/>
           <w:szCs w:val="20"/>
         </w:rPr>
-        <w:t>PUT /api/users</w:t>
-      </w:r>
+        <w:t>PUT /api/</w:t>
+      </w:r>
+      <w:proofErr w:type="spellStart"/>
+      <w:r>
+        <w:rPr>
+          <w:b/>
+          <w:bCs/>
+          <w:sz w:val="20"/>
+          <w:szCs w:val="20"/>
+        </w:rPr>
+        <w:t>users</w:t>
+      </w:r>
+      <w:proofErr w:type="spellEnd"/>
       <w:proofErr w:type="gramStart"/>
       <w:r>
         <w:rPr>
@@ -1989,7 +2392,47 @@
           <w:sz w:val="20"/>
           <w:szCs w:val="20"/>
         </w:rPr>
-        <w:t>id/role avec le token d'un compte « user »</w:t>
+        <w:t>id/</w:t>
+      </w:r>
+      <w:proofErr w:type="spellStart"/>
+      <w:r>
+        <w:rPr>
+          <w:b/>
+          <w:bCs/>
+          <w:sz w:val="20"/>
+          <w:szCs w:val="20"/>
+        </w:rPr>
+        <w:t>role</w:t>
+      </w:r>
+      <w:proofErr w:type="spellEnd"/>
+      <w:r>
+        <w:rPr>
+          <w:b/>
+          <w:bCs/>
+          <w:sz w:val="20"/>
+          <w:szCs w:val="20"/>
+        </w:rPr>
+        <w:t xml:space="preserve"> avec le </w:t>
+      </w:r>
+      <w:proofErr w:type="spellStart"/>
+      <w:r>
+        <w:rPr>
+          <w:b/>
+          <w:bCs/>
+          <w:sz w:val="20"/>
+          <w:szCs w:val="20"/>
+        </w:rPr>
+        <w:t>token</w:t>
+      </w:r>
+      <w:proofErr w:type="spellEnd"/>
+      <w:r>
+        <w:rPr>
+          <w:b/>
+          <w:bCs/>
+          <w:sz w:val="20"/>
+          <w:szCs w:val="20"/>
+        </w:rPr>
+        <w:t xml:space="preserve"> d'un compte « user »</w:t>
       </w:r>
     </w:p>
     <w:p>
@@ -2076,8 +2519,19 @@
           <w:szCs w:val="20"/>
         </w:rPr>
         <w:lastRenderedPageBreak/>
-        <w:t>PUT /api/users</w:t>
-      </w:r>
+        <w:t>PUT /api/</w:t>
+      </w:r>
+      <w:proofErr w:type="spellStart"/>
+      <w:r>
+        <w:rPr>
+          <w:b/>
+          <w:bCs/>
+          <w:sz w:val="20"/>
+          <w:szCs w:val="20"/>
+        </w:rPr>
+        <w:t>users</w:t>
+      </w:r>
+      <w:proofErr w:type="spellEnd"/>
       <w:proofErr w:type="gramStart"/>
       <w:r>
         <w:rPr>
@@ -2096,10 +2550,49 @@
           <w:sz w:val="20"/>
           <w:szCs w:val="20"/>
         </w:rPr>
-        <w:t>id/role avec le token d'un admin</w:t>
-      </w:r>
-    </w:p>
-    <w:p/>
+        <w:t>id/</w:t>
+      </w:r>
+      <w:proofErr w:type="spellStart"/>
+      <w:r>
+        <w:rPr>
+          <w:b/>
+          <w:bCs/>
+          <w:sz w:val="20"/>
+          <w:szCs w:val="20"/>
+        </w:rPr>
+        <w:t>role</w:t>
+      </w:r>
+      <w:proofErr w:type="spellEnd"/>
+      <w:r>
+        <w:rPr>
+          <w:b/>
+          <w:bCs/>
+          <w:sz w:val="20"/>
+          <w:szCs w:val="20"/>
+        </w:rPr>
+        <w:t xml:space="preserve"> avec le </w:t>
+      </w:r>
+      <w:proofErr w:type="spellStart"/>
+      <w:r>
+        <w:rPr>
+          <w:b/>
+          <w:bCs/>
+          <w:sz w:val="20"/>
+          <w:szCs w:val="20"/>
+        </w:rPr>
+        <w:t>token</w:t>
+      </w:r>
+      <w:proofErr w:type="spellEnd"/>
+      <w:r>
+        <w:rPr>
+          <w:b/>
+          <w:bCs/>
+          <w:sz w:val="20"/>
+          <w:szCs w:val="20"/>
+        </w:rPr>
+        <w:t xml:space="preserve"> d'un admin</w:t>
+      </w:r>
+    </w:p>
     <w:p>
       <w:r>
         <w:rPr>
@@ -2176,31 +2669,50 @@
         <w:spacing w:before="120" w:after="200"/>
       </w:pPr>
       <w:r>
-        <w:t>6</w:t>
-      </w:r>
-      <w:r>
-        <w:t xml:space="preserve">. Exercice </w:t>
-      </w:r>
-      <w:r>
-        <w:t>3</w:t>
-      </w:r>
-      <w:r>
-        <w:t xml:space="preserve"> - </w:t>
-      </w:r>
-      <w:r>
-        <w:t>Gestion Explicite de l’Expiration du Jeton (Token Expired)</w:t>
+        <w:t xml:space="preserve">6. Exercice 3 - </w:t>
+      </w:r>
+      <w:r>
+        <w:t>Gestion Explicite de l’Expiration du Jeton (</w:t>
+      </w:r>
+      <w:proofErr w:type="spellStart"/>
+      <w:r>
+        <w:t>Token</w:t>
+      </w:r>
+      <w:proofErr w:type="spellEnd"/>
+      <w:r>
+        <w:t xml:space="preserve"> </w:t>
+      </w:r>
+      <w:proofErr w:type="spellStart"/>
+      <w:r>
+        <w:t>Expired</w:t>
+      </w:r>
+      <w:proofErr w:type="spellEnd"/>
+      <w:r>
+        <w:t>)</w:t>
       </w:r>
     </w:p>
     <w:p>
       <w:pPr>
         <w:pStyle w:val="Titre1"/>
         <w:spacing w:before="120" w:after="200"/>
-      </w:pPr>
-      <w:r>
+        <w:rPr>
+          <w:lang w:val="en-US"/>
+        </w:rPr>
+      </w:pPr>
+      <w:r>
+        <w:rPr>
+          <w:lang w:val="en-US"/>
+        </w:rPr>
         <w:t xml:space="preserve">Captures Postman </w:t>
       </w:r>
     </w:p>
-    <w:p/>
+    <w:p>
+      <w:pPr>
+        <w:rPr>
+          <w:lang w:val="en-US"/>
+        </w:rPr>
+      </w:pPr>
+    </w:p>
     <w:p>
       <w:pPr>
         <w:keepNext/>
@@ -2221,17 +2733,7 @@
           <w:szCs w:val="20"/>
           <w:lang w:val="en-US"/>
         </w:rPr>
-        <w:t>GET</w:t>
-      </w:r>
-      <w:r>
-        <w:rPr>
-          <w:b/>
-          <w:bCs/>
-          <w:sz w:val="20"/>
-          <w:szCs w:val="20"/>
-          <w:lang w:val="en-US"/>
-        </w:rPr>
-        <w:t xml:space="preserve"> </w:t>
+        <w:t xml:space="preserve">GET </w:t>
       </w:r>
       <w:hyperlink r:id="rId21" w:history="1">
         <w:r>
@@ -2260,13 +2762,7 @@
         <w:rPr>
           <w:lang w:val="en-US"/>
         </w:rPr>
-        <w:t xml:space="preserve">Token </w:t>
-      </w:r>
-      <w:r>
-        <w:rPr>
-          <w:lang w:val="en-US"/>
-        </w:rPr>
-        <w:t>Expired:</w:t>
+        <w:t>Token Expired:</w:t>
       </w:r>
       <w:r>
         <w:rPr>
@@ -2312,6 +2808,7 @@
       </w:pPr>
       <w:r>
         <w:rPr>
+          <w:noProof/>
           <w:lang w:val="en-US"/>
         </w:rPr>
         <w:drawing>
@@ -3285,6 +3782,7 @@
   <w:style w:type="character" w:default="1" w:styleId="Policepardfaut">
     <w:name w:val="Default Paragraph Font"/>
     <w:uiPriority w:val="1"/>
+    <w:semiHidden/>
     <w:unhideWhenUsed/>
   </w:style>
   <w:style w:type="table" w:default="1" w:styleId="TableauNormal">
